--- a/МатМодиИИ/ФОС/ОС_Б1.О.01.07_Управление_проектами.docx
+++ b/МатМодиИИ/ФОС/ОС_Б1.О.01.07_Управление_проектами.docx
@@ -371,7 +371,7 @@
                 <w:sz w:val="28"/>
                 <w:szCs w:val="28"/>
               </w:rPr>
-              <w:t xml:space="preserve">«управление проектами»</w:t>
+              <w:t xml:space="preserve">«Управление проектами»</w:t>
             </w:r>
           </w:p>
         </w:tc>
@@ -603,7 +603,7 @@
                 <w:sz w:val="28"/>
                 <w:szCs w:val="28"/>
               </w:rPr>
-              <w:t xml:space="preserve">Направленность (профиль):</w:t>
+              <w:t xml:space="preserve">Направленность (профиль)/специализация программы:</w:t>
             </w:r>
           </w:p>
         </w:tc>
@@ -789,7 +789,7 @@
           <w:sz w:val="28"/>
           <w:szCs w:val="28"/>
         </w:rPr>
-        <w:t xml:space="preserve">Рязань, </w:t>
+        <w:t xml:space="preserve">Рязань 2026</w:t>
       </w:r>
       <w:r>
         <w:rPr>
@@ -798,7 +798,7 @@
           <w:sz w:val="28"/>
           <w:szCs w:val="28"/>
         </w:rPr>
-        <w:t>2026</w:t>
+        <w:t/>
       </w:r>
     </w:p>
     <w:p>
@@ -1570,7 +1570,7 @@
           <w:szCs w:val="24"/>
           <w:lang w:val="ru-RU" w:eastAsia="zh-CN"/>
         </w:rPr>
-        <w:t xml:space="preserve">ПАСПОРТ ОЦЕНОЧНЫХ МАТЕРИАЛОВ ПО ДИСЦИПЛИНЕ ДЛЯ ПРОМЕЖУТОЧНОЙ АТТЕСТАЦИИ</w:t>
+        <w:t xml:space="preserve">ПАСПОРТ ОЦЕНОЧНЫХ МАТЕРИАЛОВ ПО ДИСЦИПЛИНЕ (МОДУЛЮ) ДЛЯ ПРОМЕЖУТОЧНОЙ АТТЕСТАЦИИ</w:t>
       </w:r>
     </w:p>
     <w:tbl>
